--- a/dba/04_Peer_Review/Peer_Review_Response_Richard_2026-06-21.docx
+++ b/dba/04_Peer_Review/Peer_Review_Response_Richard_2026-06-21.docx
@@ -901,6 +901,91 @@
         <w:pStyle w:val="Heading2"/>
       </w:pPr>
       <w:r>
+        <w:t>4b. Follow-up comments (reviewer chat, June 21) — all accommodated</w:t>
+      </w:r>
+    </w:p>
+    <w:p>
+      <w:r>
+        <w:t>| # | Comment | Disposition | What changed in v2.1 |</w:t>
+      </w:r>
+    </w:p>
+    <w:p>
+      <w:r>
+        <w:t>|---|---|---|---|</w:t>
+      </w:r>
+    </w:p>
+    <w:p>
+      <w:r>
+        <w:t xml:space="preserve">| 16 | "Add the definition of anchoring bias." | </w:t>
+      </w:r>
+      <w:r>
+        <w:rPr>
+          <w:b/>
+        </w:rPr>
+        <w:t>Accepted</w:t>
+      </w:r>
+      <w:r>
+        <w:t xml:space="preserve"> | Neutral, display-only definition added to an orientation screen after consent. Placed as general orientation and kept non-leading to limit priming of specific item responses. |</w:t>
+      </w:r>
+    </w:p>
+    <w:p>
+      <w:r>
+        <w:t xml:space="preserve">| 17 | "Access to previous audit files could vary audit by audit — a control variable should be pursued." | </w:t>
+      </w:r>
+      <w:r>
+        <w:rPr>
+          <w:b/>
+        </w:rPr>
+        <w:t>Accepted — strengthened</w:t>
+      </w:r>
+      <w:r>
+        <w:t xml:space="preserve"> | The C1 control was converted from an agree/disagree item to a </w:t>
+      </w:r>
+      <w:r>
+        <w:rPr>
+          <w:b/>
+        </w:rPr>
+        <w:t>frequency scale</w:t>
+      </w:r>
+      <w:r>
+        <w:t xml:space="preserve"> (every / most / half / some / rarely-or-never), capturing engagement-by-engagement variation. Remains a control, excluded from the EFA. |</w:t>
+      </w:r>
+    </w:p>
+    <w:p>
+      <w:r>
+        <w:t xml:space="preserve">| 18 | "Add firm size — Big 4 / mid-tier / small." | </w:t>
+      </w:r>
+      <w:r>
+        <w:rPr>
+          <w:b/>
+        </w:rPr>
+        <w:t>Accepted</w:t>
+      </w:r>
+      <w:r>
+        <w:t xml:space="preserve"> | New demographic D3b (Big 4 / Mid-tier / Small / Sole practitioner), separate from organization type. |</w:t>
+      </w:r>
+    </w:p>
+    <w:p>
+      <w:r>
+        <w:rPr>
+          <w:i/>
+        </w:rPr>
+        <w:t>A note on the anchoring definition and priming:</w:t>
+      </w:r>
+      <w:r>
+        <w:t xml:space="preserve"> defining the bias up front carries a small risk of nudging socially-desirable answers. I judged the benefit (shared understanding, cleaner comprehension) to outweigh it here because (a) the instrument is a transparent self-report validation study, not a deception experiment, and (b) several items already reference prior-year figures and reference points, so the construct is not concealed. The definition is worded neutrally and not linked to any specific item.</w:t>
+      </w:r>
+    </w:p>
+    <w:p>
+      <w:r>
+        <w:br/>
+      </w:r>
+    </w:p>
+    <w:p>
+      <w:pPr>
+        <w:pStyle w:val="Heading2"/>
+      </w:pPr>
+      <w:r>
         <w:t>5. What this means for the model and the timeline</w:t>
       </w:r>
     </w:p>
